--- a/ru/discovery-articles/5.3 Теория относительности.docx
+++ b/ru/discovery-articles/5.3 Теория относительности.docx
@@ -4,13 +4,20 @@
   <w:body>
     <w:p>
       <w:pPr>
-        <w:spacing w:before="0" w:after="80"/>
+        <w:pStyle w:val="Title"/>
+        <w:widowControl/>
+      </w:pPr>
+      <w:r>
+        <w:t>5.3 Теория относительности</w:t>
+      </w:r>
+    </w:p>
+    <w:p>
+      <w:pPr>
+        <w:keepNext/>
+        <w:widowControl/>
       </w:pPr>
       <w:r>
         <w:rPr>
-          <w:rFonts w:ascii="Calibri" w:hAnsi="Calibri" w:cs="Calibri"/>
-          <w:b/>
-          <w:color w:val="2E74B5"/>
           <w:sz w:val="20"/>
         </w:rPr>
         <w:t>5. Физика, химия и материалы</w:t>
@@ -19,74 +26,45 @@
     <w:p>
       <w:pPr>
         <w:keepNext/>
-        <w:spacing w:before="0" w:after="120"/>
+        <w:widowControl/>
       </w:pPr>
       <w:r>
         <w:rPr>
-          <w:rFonts w:ascii="Calibri" w:hAnsi="Calibri" w:cs="Calibri"/>
-          <w:b/>
-          <w:color w:val="0B2545"/>
-          <w:sz w:val="48"/>
+          <w:sz w:val="20"/>
         </w:rPr>
-        <w:t>5.3 Теория относительности</w:t>
+        <w:t>Период: 1905 год — специальная теория; 1915 год — общая теория | Основной участник: Альберт Эйнштейн</w:t>
       </w:r>
     </w:p>
     <w:p>
       <w:pPr>
-        <w:spacing w:before="0" w:after="200" w:line="276" w:lineRule="auto"/>
+        <w:widowControl/>
       </w:pPr>
       <w:r>
-        <w:rPr>
-          <w:rFonts w:ascii="Calibri" w:hAnsi="Calibri" w:cs="Calibri"/>
-          <w:i/>
-          <w:color w:val="666666"/>
-          <w:sz w:val="21"/>
-        </w:rPr>
-        <w:t>Период: 1905 год — специальная теория относительности; 1915 год — общая теория относительности | Ключевая фигура: Альберт Эйнштейн</w:t>
-      </w:r>
-    </w:p>
-    <w:p>
-      <w:pPr>
-        <w:spacing w:before="0" w:after="200" w:line="300" w:lineRule="auto"/>
-      </w:pPr>
-      <w:r>
-        <w:rPr>
-          <w:rFonts w:ascii="Calibri" w:hAnsi="Calibri" w:cs="Calibri"/>
-          <w:color w:val="0B2545"/>
-          <w:sz w:val="23"/>
-        </w:rPr>
-        <w:t>Теория относительности объединяет две теории Эйнштейна о пространстве, времени, движении и гравитации. Они показали, что ход часов и измерение расстояний зависят от движения, а тяготение связано с искривлением пространства-времени.</w:t>
+        <w:t>Теория относительности объединяет две теории Эйнштейна о пространстве, времени, движении и тяготении. Они показали зависимость измерений часов и линеек от движения и описали гравитацию как искривление пространства-времени.</w:t>
       </w:r>
     </w:p>
     <w:p>
       <w:pPr>
         <w:pStyle w:val="Heading1"/>
+        <w:widowControl/>
       </w:pPr>
       <w:r>
-        <w:t>Ключевые факты</w:t>
+        <w:t>Кратко о главном</w:t>
       </w:r>
     </w:p>
     <w:p>
       <w:pPr>
-        <w:keepLines/>
-        <w:spacing w:after="80" w:line="300" w:lineRule="auto"/>
-        <w:numPr>
-          <w:ilvl w:val="0"/>
-          <w:numId w:val="10"/>
-        </w:numPr>
+        <w:pStyle w:val="ListBullet"/>
+        <w:widowControl/>
       </w:pPr>
       <w:r>
-        <w:t>Специальная теория относительности 1905 года описывает движение, особенно при скоростях, близких к скорости света.</w:t>
+        <w:t>Специальная теория 1905 года рассматривает движение, в том числе близкое к скорости света.</w:t>
       </w:r>
     </w:p>
     <w:p>
       <w:pPr>
-        <w:keepLines/>
-        <w:spacing w:after="80" w:line="300" w:lineRule="auto"/>
-        <w:numPr>
-          <w:ilvl w:val="0"/>
-          <w:numId w:val="10"/>
-        </w:numPr>
+        <w:pStyle w:val="ListBullet"/>
+        <w:widowControl/>
       </w:pPr>
       <w:r>
         <w:t>Формула E = mc² связывает энергию и массу.</w:t>
@@ -94,46 +72,35 @@
     </w:p>
     <w:p>
       <w:pPr>
-        <w:keepLines/>
-        <w:spacing w:after="80" w:line="300" w:lineRule="auto"/>
-        <w:numPr>
-          <w:ilvl w:val="0"/>
-          <w:numId w:val="10"/>
-        </w:numPr>
+        <w:pStyle w:val="ListBullet"/>
+        <w:widowControl/>
       </w:pPr>
       <w:r>
-        <w:t>Общая теория относительности 1915 года описывает гравитацию как искривление пространства-времени.</w:t>
+        <w:t>Общая теория 1915 года описывает тяготение искривлением пространства-времени.</w:t>
       </w:r>
     </w:p>
     <w:p>
       <w:pPr>
-        <w:keepLines/>
-        <w:spacing w:after="80" w:line="300" w:lineRule="auto"/>
-        <w:numPr>
-          <w:ilvl w:val="0"/>
-          <w:numId w:val="10"/>
-        </w:numPr>
+        <w:pStyle w:val="ListBullet"/>
+        <w:widowControl/>
       </w:pPr>
       <w:r>
-        <w:t>Для точной работы спутников GPS необходимо учитывать эффекты обеих теорий.</w:t>
+        <w:t>Для точности спутники глобальной системы позиционирования, GPS, учитывают обе теории.</w:t>
       </w:r>
     </w:p>
     <w:p>
       <w:pPr>
-        <w:keepLines/>
-        <w:spacing w:after="80" w:line="300" w:lineRule="auto"/>
-        <w:numPr>
-          <w:ilvl w:val="0"/>
-          <w:numId w:val="10"/>
-        </w:numPr>
+        <w:pStyle w:val="ListBullet"/>
+        <w:widowControl/>
       </w:pPr>
       <w:r>
-        <w:t>Теория относительности не отменяет ньютоновскую механику в быту, а определяет границы её применимости.</w:t>
+        <w:t>В повседневных задачах Ньютон остаётся полезен; относительность определяет границы его применимости.</w:t>
       </w:r>
     </w:p>
     <w:p>
       <w:pPr>
         <w:pStyle w:val="Heading1"/>
+        <w:widowControl/>
       </w:pPr>
       <w:r>
         <w:t>Что это такое</w:t>
@@ -141,143 +108,101 @@
     </w:p>
     <w:p>
       <w:pPr>
-        <w:keepLines w:val="0"/>
+        <w:widowControl/>
       </w:pPr>
       <w:r>
-        <w:t>Теория относительности состоит из двух связанных теорий Альберта Эйнштейна. Специальная теория 1905 года утверждает, что скорость света в вакууме одинакова для всех наблюдателей, а измерения пространства и времени зависят от их относительного движения.</w:t>
-      </w:r>
-    </w:p>
-    <w:p>
-      <w:pPr>
-        <w:keepLines w:val="0"/>
-      </w:pPr>
-      <w:r>
-        <w:t>Общая теория 1915 года представляет гравитацию не как притяжение, действующее в плоском пространстве, а как искривление пространства-времени массой и энергией. Проще говоря, часы могут идти с разной скоростью, а свет — изгибать путь, словно тяжёлый шар продавливает натянутую поверхность и направляет движение меньших шариков.</w:t>
+        <w:t>Специальная теория утверждает одинаковую скорость света в вакууме для наблюдателей и связь измерений пространства и времени с относительным движением. Общая теория представляет гравитацию не как притяжение через плоское пространство, а как кривизну пространства-времени, создаваемую массой и энергией. Пространство-время соединяет «где» и «когда». Часы могут идти с разной скоростью, а свет — отклоняться. Условный образ — тяжёлый шар, прогибающий батут, по которому движутся меньшие шары.</w:t>
       </w:r>
     </w:p>
     <w:p>
       <w:pPr>
         <w:pStyle w:val="Heading1"/>
+        <w:widowControl/>
       </w:pPr>
       <w:r>
-        <w:t>Кто это открыл или изобрёл</w:t>
+        <w:t>Кто открыл или изобрёл</w:t>
       </w:r>
     </w:p>
     <w:p>
       <w:pPr>
-        <w:keepLines w:val="0"/>
+        <w:widowControl/>
       </w:pPr>
       <w:r>
-        <w:t>В 1905 году Альберт Эйнштейн, тогда служивший в патентном бюро Берна, опубликовал специальную теорию относительности вместе с несколькими другими выдающимися работами. Он опирался на идеи Фарадея, Максвелла, Лоренца и Пуанкаре.</w:t>
-      </w:r>
-    </w:p>
-    <w:p>
-      <w:pPr>
-        <w:keepLines w:val="0"/>
-      </w:pPr>
-      <w:r>
-        <w:t>Создание общей теории потребовало многих лет и сложной математики; Эйнштейну помогал Марсель Гроссман, а Давид Гильберт одновременно работал над близкими уравнениями. Экспедиция Артура Эддингтона во время затмения 1919 года обнаружила предсказанное отклонение света звёзд и сделала Эйнштейна всемирно известным.</w:t>
+        <w:t>Эйнштейн, тогда служащий патентного ведомства Берна, позднее профессор, опубликовал специальную теорию среди других выдающихся работ 1905 года. Он опирался на Фарадея, Максвелла, Лоренца и Пуанкаре. Общая теория потребовала многолетней математики с помощью Марселя Гроссмана; Давид Гильберт одновременно работал над родственными уравнениями. Экспедиция Артура Эддингтона к затмению 1919 года сделала Эйнштейна всемирно известным, обнаружив предсказанное отклонение звёздного света.</w:t>
       </w:r>
     </w:p>
     <w:p>
       <w:pPr>
         <w:pStyle w:val="Heading1"/>
+        <w:widowControl/>
       </w:pPr>
       <w:r>
-        <w:t>Когда и как это появилось</w:t>
+        <w:t>Когда и как появилось</w:t>
       </w:r>
     </w:p>
     <w:p>
       <w:pPr>
-        <w:keepLines w:val="0"/>
+        <w:widowControl/>
       </w:pPr>
       <w:r>
-        <w:t>Электромагнетизм Максвелла не укладывался в ньютоновские представления об абсолютных пространстве и времени. Опыты Майкельсона и Морли не обнаружили ожидаемого «эфирного ветра», и физики были готовы отказаться от интуитивного представления о едином времени.</w:t>
-      </w:r>
-    </w:p>
-    <w:p>
-      <w:pPr>
-        <w:keepLines w:val="0"/>
-      </w:pPr>
-      <w:r>
-        <w:t>Статья Эйнштейна 1905 года выросла из мысленных экспериментов — например, попытки представить погоню за лучом света. Теория 1915 года ответила на более глубокий вопрос: что такое гравитация, если само пространство-время может искривляться?</w:t>
+        <w:t>Электромагнетизм Максвелла не согласовывался с абсолютными пространством и временем Ньютона. Опыты Майкельсона и Морли не нашли «эфирного ветра». Сообщество физиков было готово отказаться от привычного времени. Работа 1905 года исходила из мысленных опытов о погоне за световым лучом. Теория 1915 года отвечала на более глубокий вопрос: что такое тяготение, если пространство-время может искривляться?</w:t>
       </w:r>
     </w:p>
     <w:p>
       <w:pPr>
         <w:pStyle w:val="Heading1"/>
+        <w:widowControl/>
       </w:pPr>
       <w:r>
-        <w:t>Научное значение</w:t>
+        <w:t>Значение для науки</w:t>
       </w:r>
     </w:p>
     <w:p>
       <w:pPr>
-        <w:keepLines w:val="0"/>
+        <w:widowControl/>
       </w:pPr>
       <w:r>
-        <w:t>Теория относительности отказалась от единого для всей Вселенной «сейчас». Она предсказала замедление времени, эквивалентность массы и энергии, гравитационные волны и чёрные дыры — явления, позднее подтверждённые наблюдениями.</w:t>
-      </w:r>
-    </w:p>
-    <w:p>
-      <w:pPr>
-        <w:keepLines w:val="0"/>
-      </w:pPr>
-      <w:r>
-        <w:t>В ядерной энергетике и физике частиц формула E = mc² служит основой энергетических расчётов. Теория задала высокий стандарт: физическая модель должна выдерживать проверки в предельных условиях, а не только описывать повседневный опыт. Одновременно она сохранила глубокую связь физики с геометрией.</w:t>
+        <w:t>Относительность заменила представление об одном вселенском «сейчас». Она предсказала замедление времени, эквивалентность массы и энергии, гравитационные волны и чёрные дыры, позднее наблюдавшиеся. Ядерная энергетика и физика частиц используют E = mc² в расчётах. Теория показала необходимость проверять физические законы в экстремальных, а не только привычных условиях. При этом она сохранила тесную связь с геометрией.</w:t>
       </w:r>
     </w:p>
     <w:p>
       <w:pPr>
         <w:pStyle w:val="Heading1"/>
+        <w:widowControl/>
       </w:pPr>
       <w:r>
-        <w:t>Влияние на последующее развитие</w:t>
+        <w:t>Влияние на дальнейшее развитие</w:t>
       </w:r>
     </w:p>
     <w:p>
       <w:pPr>
-        <w:keepLines w:val="0"/>
+        <w:widowControl/>
       </w:pPr>
       <w:r>
-        <w:t>Ускорители частиц, современная космология и спутниковая навигация стали практическими продолжениями теории. Часы на спутниках GPS идут иначе, чем на Земле; без поправок на относительность ошибка определения положения ежедневно возрастала бы на километры.</w:t>
-      </w:r>
-    </w:p>
-    <w:p>
-      <w:pPr>
-        <w:keepLines w:val="0"/>
-      </w:pPr>
-      <w:r>
-        <w:t>Детекторы гравитационных волн теперь регистрируют столкновения чёрных дыр. Теория относительности не завершила физику, а открыла путь к изучению высоких энергий и космических масштабов.</w:t>
+        <w:t>Продолжения — ускорители частиц, космология и инженерия GPS. Спутниковые часы идут иначе, чем земные; без поправок координаты уходили бы на километры за день. Детекторы гравитационных волн теперь «слушают» столкновения чёрных дыр. Относительность не завершила физику, а открыла исследования высоких энергий и космоса.</w:t>
       </w:r>
     </w:p>
     <w:p>
       <w:pPr>
         <w:pStyle w:val="Heading1"/>
+        <w:widowControl/>
       </w:pPr>
       <w:r>
-        <w:t>Как это изменило жизнь людей</w:t>
+        <w:t>Как изменило жизнь людей</w:t>
       </w:r>
     </w:p>
     <w:p>
       <w:pPr>
-        <w:keepLines w:val="0"/>
+        <w:widowControl/>
       </w:pPr>
       <w:r>
-        <w:t>Культура получила новый образ времени, а Эйнштейн стал символом учёного. Превращение массы в энергию позднее легло в основу ядерного оружия и электростанций, придав научной истории нравственное измерение.</w:t>
-      </w:r>
-    </w:p>
-    <w:p>
-      <w:pPr>
-        <w:keepLines w:val="0"/>
-      </w:pPr>
-      <w:r>
-        <w:t>Для обычной поездки по-прежнему достаточно законов Ньютона, поэтому относительность может казаться далёкой. Но каждый смартфон, определяющий местоположение, незаметно использует идеи Эйнштейна. Изменились и карта Вселенной, и навигация по городской улице.</w:t>
+        <w:t>Культура получила новую метафору времени и знаменитого учёного. Оружие и электростанции позднее использовали преобразование массы и энергии — историю нравственную не меньше технической. Для обычного вождения хватает Ньютона, поэтому теория кажется далёкой. Но определяющий местоположение смартфон незаметно учитывает Эйнштейна. Изменились и карты Вселенной, и карты городской улицы.</w:t>
       </w:r>
     </w:p>
     <w:p>
       <w:pPr>
         <w:pStyle w:val="Heading1"/>
+        <w:widowControl/>
       </w:pPr>
       <w:r>
         <w:t>Источники и литература</w:t>
@@ -286,207 +211,211 @@
     <w:p>
       <w:pPr>
         <w:pStyle w:val="Heading2"/>
+        <w:widowControl/>
       </w:pPr>
       <w:r>
-        <w:t>C. Материалы научных учреждений и энциклопедий</w:t>
+        <w:rPr>
+          <w:sz w:val="20"/>
+        </w:rPr>
+        <w:t>Материалы организаций и энциклопедии</w:t>
       </w:r>
     </w:p>
     <w:p>
       <w:pPr>
-        <w:keepLines/>
-        <w:spacing w:after="80" w:line="300" w:lineRule="auto"/>
-        <w:numPr>
-          <w:ilvl w:val="0"/>
-          <w:numId w:val="11"/>
-        </w:numPr>
+        <w:widowControl/>
       </w:pPr>
       <w:r>
-        <w:t>Encyclopaedia Britannica. «Relativity».</w:t>
+        <w:rPr>
+          <w:sz w:val="20"/>
+        </w:rPr>
+        <w:t xml:space="preserve">1. Encyclopaedia Britannica. 'Relativity.' </w:t>
       </w:r>
+      <w:hyperlink r:id="rId9">
+        <w:r>
+          <w:rPr>
+            <w:sz w:val="20"/>
+          </w:rPr>
+          <w:t>https://www.britannica.com/science/relativity</w:t>
+        </w:r>
+      </w:hyperlink>
       <w:r>
-        <w:t xml:space="preserve"> </w:t>
+        <w:rPr>
+          <w:sz w:val="20"/>
+        </w:rPr>
+      </w:r>
+    </w:p>
+    <w:p>
+      <w:pPr>
+        <w:widowControl/>
+      </w:pPr>
+      <w:r>
+        <w:rPr>
+          <w:sz w:val="20"/>
+        </w:rPr>
+        <w:t xml:space="preserve">2. Stanford Encyclopedia of Philosophy. 'Einstein's Philosophy of Science.' </w:t>
+      </w:r>
+      <w:hyperlink r:id="rId10">
+        <w:r>
+          <w:rPr>
+            <w:sz w:val="20"/>
+          </w:rPr>
+          <w:t>https://plato.stanford.edu/entries/einstein-philscience/</w:t>
+        </w:r>
+      </w:hyperlink>
+      <w:r>
+        <w:rPr>
+          <w:sz w:val="20"/>
+        </w:rPr>
+      </w:r>
+    </w:p>
+    <w:p>
+      <w:pPr>
+        <w:pStyle w:val="Heading2"/>
+        <w:widowControl/>
+      </w:pPr>
+      <w:r>
+        <w:rPr>
+          <w:sz w:val="20"/>
+        </w:rPr>
+        <w:t>Материалы музеев, архивов и библиотек</w:t>
+      </w:r>
+    </w:p>
+    <w:p>
+      <w:pPr>
+        <w:widowControl/>
+      </w:pPr>
+      <w:r>
+        <w:rPr>
+          <w:sz w:val="20"/>
+        </w:rPr>
+        <w:t xml:space="preserve">1. Albert Einstein Archives (Hebrew University of Jerusalem). </w:t>
       </w:r>
       <w:hyperlink r:id="rId11">
         <w:r>
           <w:rPr>
-            <w:color w:val="0563C1"/>
-            <w:u w:val="single"/>
+            <w:sz w:val="20"/>
           </w:rPr>
-          <w:t>https://www.britannica.com/science/relativity</w:t>
+          <w:t>https://www.alberteinstein.info/</w:t>
         </w:r>
       </w:hyperlink>
+      <w:r>
+        <w:rPr>
+          <w:sz w:val="20"/>
+        </w:rPr>
+      </w:r>
     </w:p>
     <w:p>
       <w:pPr>
-        <w:keepLines/>
-        <w:spacing w:after="80" w:line="300" w:lineRule="auto"/>
-        <w:numPr>
-          <w:ilvl w:val="0"/>
-          <w:numId w:val="11"/>
-        </w:numPr>
+        <w:pStyle w:val="Heading2"/>
+        <w:widowControl/>
       </w:pPr>
       <w:r>
-        <w:t>Stanford Encyclopedia of Philosophy. «Einstein’s Philosophy of Science».</w:t>
+        <w:rPr>
+          <w:sz w:val="20"/>
+        </w:rPr>
+        <w:t>Космические агентства, лаборатории и научные организации</w:t>
       </w:r>
+    </w:p>
+    <w:p>
+      <w:pPr>
+        <w:widowControl/>
+      </w:pPr>
       <w:r>
-        <w:t xml:space="preserve"> </w:t>
+        <w:rPr>
+          <w:sz w:val="20"/>
+        </w:rPr>
+        <w:t xml:space="preserve">1. NASA Space Place. 'What Is a Gravitational Wave?' / relativity context for public readers. </w:t>
       </w:r>
       <w:hyperlink r:id="rId12">
         <w:r>
           <w:rPr>
-            <w:color w:val="0563C1"/>
-            <w:u w:val="single"/>
+            <w:sz w:val="20"/>
           </w:rPr>
-          <w:t>https://plato.stanford.edu/entries/einstein-philscience/</w:t>
+          <w:t>https://spaceplace.nasa.gov/gravitational-waves/en/</w:t>
         </w:r>
       </w:hyperlink>
-    </w:p>
-    <w:p>
-      <w:pPr>
-        <w:pStyle w:val="Heading2"/>
-      </w:pPr>
       <w:r>
-        <w:t>D. Материалы музеев, архивов и библиотек</w:t>
+        <w:rPr>
+          <w:sz w:val="20"/>
+        </w:rPr>
       </w:r>
     </w:p>
     <w:p>
       <w:pPr>
-        <w:keepLines/>
-        <w:spacing w:after="80" w:line="300" w:lineRule="auto"/>
-        <w:numPr>
-          <w:ilvl w:val="0"/>
-          <w:numId w:val="12"/>
-        </w:numPr>
+        <w:widowControl/>
       </w:pPr>
       <w:r>
-        <w:t>Архив Альберта Эйнштейна, Еврейский университет в Иерусалиме.</w:t>
-      </w:r>
-      <w:r>
-        <w:t xml:space="preserve"> </w:t>
+        <w:rPr>
+          <w:sz w:val="20"/>
+        </w:rPr>
+        <w:t xml:space="preserve">2. LIGO Laboratory. First detection of gravitational waves, 11 February 2016. </w:t>
       </w:r>
       <w:hyperlink r:id="rId13">
         <w:r>
           <w:rPr>
-            <w:color w:val="0563C1"/>
-            <w:u w:val="single"/>
+            <w:sz w:val="20"/>
           </w:rPr>
-          <w:t>https://www.alberteinstein.info/</w:t>
+          <w:t>https://www.ligo.caltech.edu/news/ligo20160211</w:t>
         </w:r>
       </w:hyperlink>
-    </w:p>
-    <w:p>
-      <w:pPr>
-        <w:pStyle w:val="Heading2"/>
-      </w:pPr>
       <w:r>
-        <w:t>G. Космические агентства, лаборатории и научные организации</w:t>
+        <w:rPr>
+          <w:sz w:val="20"/>
+        </w:rPr>
       </w:r>
     </w:p>
     <w:p>
       <w:pPr>
-        <w:keepLines/>
-        <w:spacing w:after="80" w:line="300" w:lineRule="auto"/>
-        <w:numPr>
-          <w:ilvl w:val="0"/>
-          <w:numId w:val="13"/>
-        </w:numPr>
+        <w:widowControl/>
       </w:pPr>
       <w:r>
-        <w:t>NASA Space Place. «What Is a Gravitational Wave?» — популярное объяснение в контексте теории относительности.</w:t>
-      </w:r>
-      <w:r>
-        <w:t xml:space="preserve"> </w:t>
+        <w:rPr>
+          <w:sz w:val="20"/>
+        </w:rPr>
+        <w:t xml:space="preserve">3. Event Horizon Telescope. First image of a black hole, 10 April 2019. </w:t>
       </w:r>
       <w:hyperlink r:id="rId14">
         <w:r>
           <w:rPr>
-            <w:color w:val="0563C1"/>
-            <w:u w:val="single"/>
+            <w:sz w:val="20"/>
           </w:rPr>
-          <w:t>https://spaceplace.nasa.gov/gravitational-waves/en/</w:t>
+          <w:t>https://eventhorizontelescope.org/press-release-april-10-2019-astronomers-capture-first-image-black-hole</w:t>
         </w:r>
       </w:hyperlink>
+      <w:r>
+        <w:rPr>
+          <w:sz w:val="20"/>
+        </w:rPr>
+      </w:r>
     </w:p>
     <w:p>
       <w:pPr>
-        <w:keepLines/>
-        <w:spacing w:after="80" w:line="300" w:lineRule="auto"/>
-        <w:numPr>
-          <w:ilvl w:val="0"/>
-          <w:numId w:val="13"/>
-        </w:numPr>
+        <w:widowControl/>
       </w:pPr>
       <w:r>
-        <w:t>Лаборатория LIGO. Первое обнаружение гравитационных волн, 11 февраля 2016 года.</w:t>
-      </w:r>
-      <w:r>
-        <w:t xml:space="preserve"> </w:t>
+        <w:rPr>
+          <w:sz w:val="20"/>
+        </w:rPr>
+        <w:t xml:space="preserve">4. Nobel Prize. Physics 1921 (Albert Einstein). </w:t>
       </w:r>
       <w:hyperlink r:id="rId15">
         <w:r>
           <w:rPr>
-            <w:color w:val="0563C1"/>
-            <w:u w:val="single"/>
-          </w:rPr>
-          <w:t>https://www.ligo.caltech.edu/news/ligo20160211</w:t>
-        </w:r>
-      </w:hyperlink>
-    </w:p>
-    <w:p>
-      <w:pPr>
-        <w:keepLines/>
-        <w:spacing w:after="80" w:line="300" w:lineRule="auto"/>
-        <w:numPr>
-          <w:ilvl w:val="0"/>
-          <w:numId w:val="13"/>
-        </w:numPr>
-      </w:pPr>
-      <w:r>
-        <w:t>Проект Event Horizon Telescope. Первое изображение чёрной дыры, 10 апреля 2019 года.</w:t>
-      </w:r>
-      <w:r>
-        <w:t xml:space="preserve"> </w:t>
-      </w:r>
-      <w:hyperlink r:id="rId16">
-        <w:r>
-          <w:rPr>
-            <w:color w:val="0563C1"/>
-            <w:u w:val="single"/>
-          </w:rPr>
-          <w:t>https://eventhorizontelescope.org/press-release-april-10-2019-astronomers-capture-first-image-black-hole</w:t>
-        </w:r>
-      </w:hyperlink>
-    </w:p>
-    <w:p>
-      <w:pPr>
-        <w:keepLines/>
-        <w:spacing w:after="80" w:line="300" w:lineRule="auto"/>
-        <w:numPr>
-          <w:ilvl w:val="0"/>
-          <w:numId w:val="13"/>
-        </w:numPr>
-      </w:pPr>
-      <w:r>
-        <w:t>Нобелевская премия по физике 1921 года: Альберт Эйнштейн.</w:t>
-      </w:r>
-      <w:r>
-        <w:t xml:space="preserve"> </w:t>
-      </w:r>
-      <w:hyperlink r:id="rId17">
-        <w:r>
-          <w:rPr>
-            <w:color w:val="0563C1"/>
-            <w:u w:val="single"/>
+            <w:sz w:val="20"/>
           </w:rPr>
           <w:t>https://www.nobelprize.org/prizes/physics/1921/summary/</w:t>
         </w:r>
       </w:hyperlink>
+      <w:r>
+        <w:rPr>
+          <w:sz w:val="20"/>
+        </w:rPr>
+      </w:r>
     </w:p>
     <w:sectPr>
-      <w:headerReference w:type="default" r:id="rId9"/>
-      <w:footerReference w:type="default" r:id="rId10"/>
-      <w:pgSz w:w="12240" w:h="15840"/>
-      <w:pgMar w:top="1440" w:right="1440" w:bottom="1440" w:left="1440" w:header="708" w:footer="708" w:gutter="0"/>
+      <w:footerReference w:type="default" r:id="rId16"/>
+      <w:pgSz w:w="11906" w:h="16838"/>
+      <w:pgMar w:top="1020" w:right="1134" w:bottom="1020" w:left="1134" w:header="720" w:footer="720" w:gutter="0"/>
       <w:cols w:space="720"/>
       <w:docGrid w:linePitch="360"/>
     </w:sectPr>
@@ -499,60 +428,11 @@
   <w:p>
     <w:pPr>
       <w:pStyle w:val="Footer"/>
-      <w:spacing w:before="0" w:after="0"/>
       <w:jc w:val="right"/>
     </w:pPr>
-    <w:r>
-      <w:rPr>
-        <w:rFonts w:ascii="Calibri" w:hAnsi="Calibri" w:cs="Calibri"/>
-        <w:color w:val="666666"/>
-        <w:sz w:val="18"/>
-      </w:rPr>
-      <w:t xml:space="preserve">Страница </w:t>
-    </w:r>
-    <w:r>
-      <w:rPr>
-        <w:rFonts w:ascii="Calibri" w:hAnsi="Calibri" w:cs="Calibri"/>
-        <w:color w:val="666666"/>
-        <w:sz w:val="18"/>
-      </w:rPr>
-      <w:fldChar w:fldCharType="begin"/>
-      <w:instrText xml:space="preserve"> PAGE </w:instrText>
-      <w:fldChar w:fldCharType="separate"/>
-      <w:t>1</w:t>
-      <w:fldChar w:fldCharType="end"/>
-    </w:r>
+    <w:fldSimple w:instr="PAGE"/>
   </w:p>
 </w:ftr>
-</file>
-
-<file path=word/header1.xml><?xml version="1.0" encoding="utf-8"?>
-<w:hdr xmlns:m="http://schemas.openxmlformats.org/officeDocument/2006/math" xmlns:mc="http://schemas.openxmlformats.org/markup-compatibility/2006" xmlns:mo="http://schemas.microsoft.com/office/mac/office/2008/main" xmlns:mv="urn:schemas-microsoft-com:mac:vml" xmlns:o="urn:schemas-microsoft-com:office:office" xmlns:r="http://schemas.openxmlformats.org/officeDocument/2006/relationships" xmlns:v="urn:schemas-microsoft-com:vml" xmlns:w10="urn:schemas-microsoft-com:office:word" xmlns:w14="http://schemas.microsoft.com/office/word/2010/wordml" xmlns:w="http://schemas.openxmlformats.org/wordprocessingml/2006/main" xmlns:wne="http://schemas.microsoft.com/office/word/2006/wordml" xmlns:wp14="http://schemas.microsoft.com/office/word/2010/wordprocessingDrawing" xmlns:wp="http://schemas.openxmlformats.org/drawingml/2006/wordprocessingDrawing" xmlns:wpc="http://schemas.microsoft.com/office/word/2010/wordprocessingCanvas" xmlns:wpg="http://schemas.microsoft.com/office/word/2010/wordprocessingGroup" xmlns:wpi="http://schemas.microsoft.com/office/word/2010/wordprocessingInk" xmlns:wps="http://schemas.microsoft.com/office/word/2010/wordprocessingShape" mc:Ignorable="w14 wp14">
-  <w:p>
-    <w:pPr>
-      <w:pStyle w:val="Header"/>
-      <w:spacing w:after="0"/>
-      <w:jc w:val="left"/>
-    </w:pPr>
-    <w:r>
-      <w:rPr>
-        <w:rFonts w:ascii="Calibri" w:hAnsi="Calibri" w:cs="Calibri"/>
-        <w:b/>
-        <w:color w:val="666666"/>
-        <w:sz w:val="18"/>
-      </w:rPr>
-      <w:t>Открытия и изобретения</w:t>
-    </w:r>
-    <w:r>
-      <w:rPr>
-        <w:rFonts w:ascii="Calibri" w:hAnsi="Calibri" w:cs="Calibri"/>
-        <w:color w:val="666666"/>
-        <w:sz w:val="18"/>
-      </w:rPr>
-      <w:t xml:space="preserve">    |    5. Физика, химия и материалы</w:t>
-    </w:r>
-  </w:p>
-</w:hdr>
 </file>
 
 <file path=word/numbering.xml><?xml version="1.0" encoding="utf-8"?>
@@ -755,78 +635,6 @@
   <w:num w:numId="9">
     <w:abstractNumId w:val="0"/>
   </w:num>
-  <w:abstractNum w:abstractNumId="9">
-    <w:multiLevelType w:val="singleLevel"/>
-    <w:lvl w:ilvl="0">
-      <w:start w:val="1"/>
-      <w:numFmt w:val="bullet"/>
-      <w:lvlText w:val="•"/>
-      <w:lvlJc w:val="left"/>
-      <w:pPr>
-        <w:tabs>
-          <w:tab w:val="num" w:pos="540"/>
-        </w:tabs>
-        <w:ind w:left="540" w:hanging="270"/>
-      </w:pPr>
-    </w:lvl>
-  </w:abstractNum>
-  <w:num w:numId="10">
-    <w:abstractNumId w:val="9"/>
-  </w:num>
-  <w:abstractNum w:abstractNumId="10">
-    <w:multiLevelType w:val="singleLevel"/>
-    <w:lvl w:ilvl="0">
-      <w:start w:val="1"/>
-      <w:numFmt w:val="decimal"/>
-      <w:lvlText w:val="%1."/>
-      <w:lvlJc w:val="left"/>
-      <w:pPr>
-        <w:tabs>
-          <w:tab w:val="num" w:pos="540"/>
-        </w:tabs>
-        <w:ind w:left="540" w:hanging="270"/>
-      </w:pPr>
-    </w:lvl>
-  </w:abstractNum>
-  <w:num w:numId="11">
-    <w:abstractNumId w:val="10"/>
-  </w:num>
-  <w:abstractNum w:abstractNumId="11">
-    <w:multiLevelType w:val="singleLevel"/>
-    <w:lvl w:ilvl="0">
-      <w:start w:val="1"/>
-      <w:numFmt w:val="decimal"/>
-      <w:lvlText w:val="%1."/>
-      <w:lvlJc w:val="left"/>
-      <w:pPr>
-        <w:tabs>
-          <w:tab w:val="num" w:pos="540"/>
-        </w:tabs>
-        <w:ind w:left="540" w:hanging="270"/>
-      </w:pPr>
-    </w:lvl>
-  </w:abstractNum>
-  <w:num w:numId="12">
-    <w:abstractNumId w:val="11"/>
-  </w:num>
-  <w:abstractNum w:abstractNumId="12">
-    <w:multiLevelType w:val="singleLevel"/>
-    <w:lvl w:ilvl="0">
-      <w:start w:val="1"/>
-      <w:numFmt w:val="decimal"/>
-      <w:lvlText w:val="%1."/>
-      <w:lvlJc w:val="left"/>
-      <w:pPr>
-        <w:tabs>
-          <w:tab w:val="num" w:pos="540"/>
-        </w:tabs>
-        <w:ind w:left="540" w:hanging="270"/>
-      </w:pPr>
-    </w:lvl>
-  </w:abstractNum>
-  <w:num w:numId="13">
-    <w:abstractNumId w:val="12"/>
-  </w:num>
 </w:numbering>
 </file>
 
@@ -835,7 +643,7 @@
   <w:docDefaults>
     <w:rPrDefault>
       <w:rPr>
-        <w:rFonts w:asciiTheme="minorHAnsi" w:eastAsiaTheme="minorEastAsia" w:hAnsiTheme="minorHAnsi" w:cstheme="minorBidi"/>
+        <w:rFonts/>
         <w:sz w:val="22"/>
         <w:szCs w:val="22"/>
         <w:lang w:val="en-US" w:eastAsia="en-US" w:bidi="ar-SA"/>
@@ -991,12 +799,13 @@
     <w:qFormat/>
     <w:rsid w:val="00FC693F"/>
     <w:pPr>
-      <w:widowControl/>
-      <w:spacing w:before="0" w:after="120" w:line="300" w:lineRule="auto"/>
+      <w:spacing w:after="120" w:line="259" w:lineRule="auto"/>
     </w:pPr>
     <w:rPr>
-      <w:rFonts w:ascii="Calibri" w:hAnsi="Calibri" w:cs="Calibri"/>
-      <w:sz w:val="22"/>
+      <w:rFonts w:ascii="Times New Roman" w:hAnsi="Times New Roman"/>
+      <w:color w:val="000000"/>
+      <w:sz w:val="24"/>
+      <w:lang w:val="ru-RU"/>
     </w:rPr>
   </w:style>
   <w:style w:type="paragraph" w:styleId="Header">
@@ -1054,16 +863,17 @@
     <w:pPr>
       <w:keepNext/>
       <w:keepLines/>
-      <w:spacing w:before="360" w:after="200"/>
+      <w:spacing w:before="480" w:after="120" w:line="259" w:lineRule="auto"/>
       <w:outlineLvl w:val="0"/>
     </w:pPr>
     <w:rPr>
-      <w:rFonts w:asciiTheme="majorHAnsi" w:eastAsiaTheme="majorEastAsia" w:hAnsiTheme="majorHAnsi" w:cstheme="majorBidi" w:ascii="Calibri" w:hAnsi="Calibri" w:cs="Calibri"/>
+      <w:rFonts w:ascii="Times New Roman" w:hAnsi="Times New Roman"/>
       <w:b/>
       <w:bCs/>
-      <w:color w:val="2E74B5"/>
-      <w:sz w:val="32"/>
+      <w:color w:val="000000"/>
+      <w:sz w:val="26"/>
       <w:szCs w:val="28"/>
+      <w:lang w:val="ru-RU"/>
     </w:rPr>
   </w:style>
   <w:style w:type="paragraph" w:styleId="Heading2">
@@ -1078,16 +888,17 @@
     <w:pPr>
       <w:keepNext/>
       <w:keepLines/>
-      <w:spacing w:before="280" w:after="140"/>
+      <w:spacing w:before="200" w:after="120" w:line="259" w:lineRule="auto"/>
       <w:outlineLvl w:val="1"/>
     </w:pPr>
     <w:rPr>
-      <w:rFonts w:asciiTheme="majorHAnsi" w:eastAsiaTheme="majorEastAsia" w:hAnsiTheme="majorHAnsi" w:cstheme="majorBidi" w:ascii="Calibri" w:hAnsi="Calibri" w:cs="Calibri"/>
+      <w:rFonts w:ascii="Times New Roman" w:hAnsi="Times New Roman"/>
       <w:b/>
       <w:bCs/>
-      <w:color w:val="2E74B5"/>
+      <w:color w:val="000000"/>
       <w:sz w:val="26"/>
       <w:szCs w:val="26"/>
+      <w:lang w:val="ru-RU"/>
     </w:rPr>
   </w:style>
   <w:style w:type="paragraph" w:styleId="Heading3">
@@ -1102,15 +913,14 @@
     <w:pPr>
       <w:keepNext/>
       <w:keepLines/>
-      <w:spacing w:before="200" w:after="100"/>
+      <w:spacing w:before="200" w:after="0"/>
       <w:outlineLvl w:val="2"/>
     </w:pPr>
     <w:rPr>
-      <w:rFonts w:asciiTheme="majorHAnsi" w:eastAsiaTheme="majorEastAsia" w:hAnsiTheme="majorHAnsi" w:cstheme="majorBidi" w:ascii="Calibri" w:hAnsi="Calibri" w:cs="Calibri"/>
+      <w:rFonts/>
       <w:b/>
       <w:bCs/>
-      <w:color w:val="1F4D78"/>
-      <w:sz w:val="24"/>
+      <w:color w:val="4F81BD" w:themeColor="accent1"/>
     </w:rPr>
   </w:style>
   <w:style w:type="paragraph" w:styleId="Heading4">
@@ -1130,7 +940,7 @@
       <w:outlineLvl w:val="3"/>
     </w:pPr>
     <w:rPr>
-      <w:rFonts w:asciiTheme="majorHAnsi" w:eastAsiaTheme="majorEastAsia" w:hAnsiTheme="majorHAnsi" w:cstheme="majorBidi"/>
+      <w:rFonts/>
       <w:b/>
       <w:bCs/>
       <w:i/>
@@ -1155,7 +965,7 @@
       <w:outlineLvl w:val="4"/>
     </w:pPr>
     <w:rPr>
-      <w:rFonts w:asciiTheme="majorHAnsi" w:eastAsiaTheme="majorEastAsia" w:hAnsiTheme="majorHAnsi" w:cstheme="majorBidi"/>
+      <w:rFonts/>
       <w:color w:val="243F60" w:themeColor="accent1" w:themeShade="7F"/>
     </w:rPr>
   </w:style>
@@ -1176,7 +986,7 @@
       <w:outlineLvl w:val="5"/>
     </w:pPr>
     <w:rPr>
-      <w:rFonts w:asciiTheme="majorHAnsi" w:eastAsiaTheme="majorEastAsia" w:hAnsiTheme="majorHAnsi" w:cstheme="majorBidi"/>
+      <w:rFonts/>
       <w:i/>
       <w:iCs/>
       <w:color w:val="243F60" w:themeColor="accent1" w:themeShade="7F"/>
@@ -1199,7 +1009,7 @@
       <w:outlineLvl w:val="6"/>
     </w:pPr>
     <w:rPr>
-      <w:rFonts w:asciiTheme="majorHAnsi" w:eastAsiaTheme="majorEastAsia" w:hAnsiTheme="majorHAnsi" w:cstheme="majorBidi"/>
+      <w:rFonts/>
       <w:i/>
       <w:iCs/>
       <w:color w:val="404040" w:themeColor="text1" w:themeTint="BF"/>
@@ -1222,7 +1032,7 @@
       <w:outlineLvl w:val="7"/>
     </w:pPr>
     <w:rPr>
-      <w:rFonts w:asciiTheme="majorHAnsi" w:eastAsiaTheme="majorEastAsia" w:hAnsiTheme="majorHAnsi" w:cstheme="majorBidi"/>
+      <w:rFonts/>
       <w:color w:val="4F81BD" w:themeColor="accent1"/>
       <w:sz w:val="20"/>
       <w:szCs w:val="20"/>
@@ -1245,7 +1055,7 @@
       <w:outlineLvl w:val="8"/>
     </w:pPr>
     <w:rPr>
-      <w:rFonts w:asciiTheme="majorHAnsi" w:eastAsiaTheme="majorEastAsia" w:hAnsiTheme="majorHAnsi" w:cstheme="majorBidi"/>
+      <w:rFonts/>
       <w:i/>
       <w:iCs/>
       <w:color w:val="404040" w:themeColor="text1" w:themeTint="BF"/>
@@ -1296,7 +1106,7 @@
     <w:uiPriority w:val="9"/>
     <w:rsid w:val="00FC693F"/>
     <w:rPr>
-      <w:rFonts w:asciiTheme="majorHAnsi" w:eastAsiaTheme="majorEastAsia" w:hAnsiTheme="majorHAnsi" w:cstheme="majorBidi"/>
+      <w:rFonts/>
       <w:b/>
       <w:bCs/>
       <w:color w:val="365F91" w:themeColor="accent1" w:themeShade="BF"/>
@@ -1311,7 +1121,7 @@
     <w:uiPriority w:val="9"/>
     <w:rsid w:val="00FC693F"/>
     <w:rPr>
-      <w:rFonts w:asciiTheme="majorHAnsi" w:eastAsiaTheme="majorEastAsia" w:hAnsiTheme="majorHAnsi" w:cstheme="majorBidi"/>
+      <w:rFonts/>
       <w:b/>
       <w:bCs/>
       <w:color w:val="4F81BD" w:themeColor="accent1"/>
@@ -1326,7 +1136,7 @@
     <w:uiPriority w:val="9"/>
     <w:rsid w:val="00FC693F"/>
     <w:rPr>
-      <w:rFonts w:asciiTheme="majorHAnsi" w:eastAsiaTheme="majorEastAsia" w:hAnsiTheme="majorHAnsi" w:cstheme="majorBidi"/>
+      <w:rFonts/>
       <w:b/>
       <w:bCs/>
       <w:color w:val="4F81BD" w:themeColor="accent1"/>
@@ -1341,19 +1151,17 @@
     <w:qFormat/>
     <w:rsid w:val="00FC693F"/>
     <w:pPr>
-      <w:pBdr>
-        <w:bottom w:val="single" w:sz="8" w:space="4" w:color="4F81BD" w:themeColor="accent1"/>
-      </w:pBdr>
-      <w:spacing w:after="300" w:line="240" w:lineRule="auto"/>
+      <w:spacing w:after="120" w:line="259" w:lineRule="auto"/>
       <w:contextualSpacing/>
     </w:pPr>
     <w:rPr>
-      <w:rFonts w:asciiTheme="majorHAnsi" w:eastAsiaTheme="majorEastAsia" w:hAnsiTheme="majorHAnsi" w:cstheme="majorBidi"/>
-      <w:color w:val="17365D" w:themeColor="text2" w:themeShade="BF"/>
+      <w:rFonts w:ascii="Times New Roman" w:hAnsi="Times New Roman"/>
+      <w:color w:val="000000"/>
       <w:spacing w:val="5"/>
       <w:kern w:val="28"/>
-      <w:sz w:val="52"/>
+      <w:sz w:val="40"/>
       <w:szCs w:val="52"/>
+      <w:lang w:val="ru-RU"/>
     </w:rPr>
   </w:style>
   <w:style w:type="character" w:customStyle="1" w:styleId="TitleChar">
@@ -1363,7 +1171,7 @@
     <w:uiPriority w:val="10"/>
     <w:rsid w:val="00FC693F"/>
     <w:rPr>
-      <w:rFonts w:asciiTheme="majorHAnsi" w:eastAsiaTheme="majorEastAsia" w:hAnsiTheme="majorHAnsi" w:cstheme="majorBidi"/>
+      <w:rFonts/>
       <w:color w:val="17365D" w:themeColor="text2" w:themeShade="BF"/>
       <w:spacing w:val="5"/>
       <w:kern w:val="28"/>
@@ -1385,7 +1193,7 @@
       </w:numPr>
     </w:pPr>
     <w:rPr>
-      <w:rFonts w:asciiTheme="majorHAnsi" w:eastAsiaTheme="majorEastAsia" w:hAnsiTheme="majorHAnsi" w:cstheme="majorBidi"/>
+      <w:rFonts/>
       <w:i/>
       <w:iCs/>
       <w:color w:val="4F81BD" w:themeColor="accent1"/>
@@ -1401,7 +1209,7 @@
     <w:uiPriority w:val="11"/>
     <w:rsid w:val="00FC693F"/>
     <w:rPr>
-      <w:rFonts w:asciiTheme="majorHAnsi" w:eastAsiaTheme="majorEastAsia" w:hAnsiTheme="majorHAnsi" w:cstheme="majorBidi"/>
+      <w:rFonts/>
       <w:i/>
       <w:iCs/>
       <w:color w:val="4F81BD" w:themeColor="accent1"/>
@@ -1526,8 +1334,15 @@
       <w:numPr>
         <w:numId w:val="1"/>
       </w:numPr>
+      <w:spacing w:after="120" w:line="259" w:lineRule="auto"/>
       <w:contextualSpacing/>
     </w:pPr>
+    <w:rPr>
+      <w:rFonts w:ascii="Times New Roman" w:hAnsi="Times New Roman"/>
+      <w:color w:val="000000"/>
+      <w:sz w:val="24"/>
+      <w:lang w:val="ru-RU"/>
+    </w:rPr>
   </w:style>
   <w:style w:type="paragraph" w:styleId="ListBullet2">
     <w:name w:val="List Bullet 2"/>
@@ -1699,7 +1514,7 @@
     <w:semiHidden/>
     <w:rsid w:val="00FC693F"/>
     <w:rPr>
-      <w:rFonts w:asciiTheme="majorHAnsi" w:eastAsiaTheme="majorEastAsia" w:hAnsiTheme="majorHAnsi" w:cstheme="majorBidi"/>
+      <w:rFonts/>
       <w:b/>
       <w:bCs/>
       <w:i/>
@@ -1715,7 +1530,7 @@
     <w:semiHidden/>
     <w:rsid w:val="00FC693F"/>
     <w:rPr>
-      <w:rFonts w:asciiTheme="majorHAnsi" w:eastAsiaTheme="majorEastAsia" w:hAnsiTheme="majorHAnsi" w:cstheme="majorBidi"/>
+      <w:rFonts/>
       <w:color w:val="243F60" w:themeColor="accent1" w:themeShade="7F"/>
     </w:rPr>
   </w:style>
@@ -1727,7 +1542,7 @@
     <w:semiHidden/>
     <w:rsid w:val="00FC693F"/>
     <w:rPr>
-      <w:rFonts w:asciiTheme="majorHAnsi" w:eastAsiaTheme="majorEastAsia" w:hAnsiTheme="majorHAnsi" w:cstheme="majorBidi"/>
+      <w:rFonts/>
       <w:i/>
       <w:iCs/>
       <w:color w:val="243F60" w:themeColor="accent1" w:themeShade="7F"/>
@@ -1741,7 +1556,7 @@
     <w:semiHidden/>
     <w:rsid w:val="00FC693F"/>
     <w:rPr>
-      <w:rFonts w:asciiTheme="majorHAnsi" w:eastAsiaTheme="majorEastAsia" w:hAnsiTheme="majorHAnsi" w:cstheme="majorBidi"/>
+      <w:rFonts/>
       <w:i/>
       <w:iCs/>
       <w:color w:val="404040" w:themeColor="text1" w:themeTint="BF"/>
@@ -1755,7 +1570,7 @@
     <w:semiHidden/>
     <w:rsid w:val="00FC693F"/>
     <w:rPr>
-      <w:rFonts w:asciiTheme="majorHAnsi" w:eastAsiaTheme="majorEastAsia" w:hAnsiTheme="majorHAnsi" w:cstheme="majorBidi"/>
+      <w:rFonts/>
       <w:color w:val="4F81BD" w:themeColor="accent1"/>
       <w:sz w:val="20"/>
       <w:szCs w:val="20"/>
@@ -1769,7 +1584,7 @@
     <w:semiHidden/>
     <w:rsid w:val="00FC693F"/>
     <w:rPr>
-      <w:rFonts w:asciiTheme="majorHAnsi" w:eastAsiaTheme="majorEastAsia" w:hAnsiTheme="majorHAnsi" w:cstheme="majorBidi"/>
+      <w:rFonts/>
       <w:i/>
       <w:iCs/>
       <w:color w:val="404040" w:themeColor="text1" w:themeTint="BF"/>
@@ -1828,9 +1643,6 @@
     <w:qFormat/>
     <w:rsid w:val="00FC693F"/>
     <w:pPr>
-      <w:pBdr>
-        <w:bottom w:val="single" w:sz="4" w:space="4" w:color="4F81BD" w:themeColor="accent1"/>
-      </w:pBdr>
       <w:spacing w:before="200" w:after="280"/>
       <w:ind w:left="936" w:right="936"/>
     </w:pPr>
@@ -3358,7 +3170,7 @@
         <w:spacing w:before="0" w:after="0" w:line="240" w:lineRule="auto"/>
       </w:pPr>
       <w:rPr>
-        <w:rFonts w:asciiTheme="majorHAnsi" w:eastAsiaTheme="majorEastAsia" w:hAnsiTheme="majorHAnsi" w:cstheme="majorBidi"/>
+        <w:rFonts/>
         <w:b/>
         <w:bCs/>
       </w:rPr>
@@ -3379,7 +3191,7 @@
         <w:spacing w:before="0" w:after="0" w:line="240" w:lineRule="auto"/>
       </w:pPr>
       <w:rPr>
-        <w:rFonts w:asciiTheme="majorHAnsi" w:eastAsiaTheme="majorEastAsia" w:hAnsiTheme="majorHAnsi" w:cstheme="majorBidi"/>
+        <w:rFonts/>
         <w:b/>
         <w:bCs/>
       </w:rPr>
@@ -3397,14 +3209,14 @@
     </w:tblStylePr>
     <w:tblStylePr w:type="firstCol">
       <w:rPr>
-        <w:rFonts w:asciiTheme="majorHAnsi" w:eastAsiaTheme="majorEastAsia" w:hAnsiTheme="majorHAnsi" w:cstheme="majorBidi"/>
+        <w:rFonts/>
         <w:b/>
         <w:bCs/>
       </w:rPr>
     </w:tblStylePr>
     <w:tblStylePr w:type="lastCol">
       <w:rPr>
-        <w:rFonts w:asciiTheme="majorHAnsi" w:eastAsiaTheme="majorEastAsia" w:hAnsiTheme="majorHAnsi" w:cstheme="majorBidi"/>
+        <w:rFonts/>
         <w:b/>
         <w:bCs/>
       </w:rPr>
@@ -3488,7 +3300,7 @@
         <w:spacing w:before="0" w:after="0" w:line="240" w:lineRule="auto"/>
       </w:pPr>
       <w:rPr>
-        <w:rFonts w:asciiTheme="majorHAnsi" w:eastAsiaTheme="majorEastAsia" w:hAnsiTheme="majorHAnsi" w:cstheme="majorBidi"/>
+        <w:rFonts/>
         <w:b/>
         <w:bCs/>
       </w:rPr>
@@ -3509,7 +3321,7 @@
         <w:spacing w:before="0" w:after="0" w:line="240" w:lineRule="auto"/>
       </w:pPr>
       <w:rPr>
-        <w:rFonts w:asciiTheme="majorHAnsi" w:eastAsiaTheme="majorEastAsia" w:hAnsiTheme="majorHAnsi" w:cstheme="majorBidi"/>
+        <w:rFonts/>
         <w:b/>
         <w:bCs/>
       </w:rPr>
@@ -3527,14 +3339,14 @@
     </w:tblStylePr>
     <w:tblStylePr w:type="firstCol">
       <w:rPr>
-        <w:rFonts w:asciiTheme="majorHAnsi" w:eastAsiaTheme="majorEastAsia" w:hAnsiTheme="majorHAnsi" w:cstheme="majorBidi"/>
+        <w:rFonts/>
         <w:b/>
         <w:bCs/>
       </w:rPr>
     </w:tblStylePr>
     <w:tblStylePr w:type="lastCol">
       <w:rPr>
-        <w:rFonts w:asciiTheme="majorHAnsi" w:eastAsiaTheme="majorEastAsia" w:hAnsiTheme="majorHAnsi" w:cstheme="majorBidi"/>
+        <w:rFonts/>
         <w:b/>
         <w:bCs/>
       </w:rPr>
@@ -3618,7 +3430,7 @@
         <w:spacing w:before="0" w:after="0" w:line="240" w:lineRule="auto"/>
       </w:pPr>
       <w:rPr>
-        <w:rFonts w:asciiTheme="majorHAnsi" w:eastAsiaTheme="majorEastAsia" w:hAnsiTheme="majorHAnsi" w:cstheme="majorBidi"/>
+        <w:rFonts/>
         <w:b/>
         <w:bCs/>
       </w:rPr>
@@ -3639,7 +3451,7 @@
         <w:spacing w:before="0" w:after="0" w:line="240" w:lineRule="auto"/>
       </w:pPr>
       <w:rPr>
-        <w:rFonts w:asciiTheme="majorHAnsi" w:eastAsiaTheme="majorEastAsia" w:hAnsiTheme="majorHAnsi" w:cstheme="majorBidi"/>
+        <w:rFonts/>
         <w:b/>
         <w:bCs/>
       </w:rPr>
@@ -3657,14 +3469,14 @@
     </w:tblStylePr>
     <w:tblStylePr w:type="firstCol">
       <w:rPr>
-        <w:rFonts w:asciiTheme="majorHAnsi" w:eastAsiaTheme="majorEastAsia" w:hAnsiTheme="majorHAnsi" w:cstheme="majorBidi"/>
+        <w:rFonts/>
         <w:b/>
         <w:bCs/>
       </w:rPr>
     </w:tblStylePr>
     <w:tblStylePr w:type="lastCol">
       <w:rPr>
-        <w:rFonts w:asciiTheme="majorHAnsi" w:eastAsiaTheme="majorEastAsia" w:hAnsiTheme="majorHAnsi" w:cstheme="majorBidi"/>
+        <w:rFonts/>
         <w:b/>
         <w:bCs/>
       </w:rPr>
@@ -3748,7 +3560,7 @@
         <w:spacing w:before="0" w:after="0" w:line="240" w:lineRule="auto"/>
       </w:pPr>
       <w:rPr>
-        <w:rFonts w:asciiTheme="majorHAnsi" w:eastAsiaTheme="majorEastAsia" w:hAnsiTheme="majorHAnsi" w:cstheme="majorBidi"/>
+        <w:rFonts/>
         <w:b/>
         <w:bCs/>
       </w:rPr>
@@ -3769,7 +3581,7 @@
         <w:spacing w:before="0" w:after="0" w:line="240" w:lineRule="auto"/>
       </w:pPr>
       <w:rPr>
-        <w:rFonts w:asciiTheme="majorHAnsi" w:eastAsiaTheme="majorEastAsia" w:hAnsiTheme="majorHAnsi" w:cstheme="majorBidi"/>
+        <w:rFonts/>
         <w:b/>
         <w:bCs/>
       </w:rPr>
@@ -3787,14 +3599,14 @@
     </w:tblStylePr>
     <w:tblStylePr w:type="firstCol">
       <w:rPr>
-        <w:rFonts w:asciiTheme="majorHAnsi" w:eastAsiaTheme="majorEastAsia" w:hAnsiTheme="majorHAnsi" w:cstheme="majorBidi"/>
+        <w:rFonts/>
         <w:b/>
         <w:bCs/>
       </w:rPr>
     </w:tblStylePr>
     <w:tblStylePr w:type="lastCol">
       <w:rPr>
-        <w:rFonts w:asciiTheme="majorHAnsi" w:eastAsiaTheme="majorEastAsia" w:hAnsiTheme="majorHAnsi" w:cstheme="majorBidi"/>
+        <w:rFonts/>
         <w:b/>
         <w:bCs/>
       </w:rPr>
@@ -3878,7 +3690,7 @@
         <w:spacing w:before="0" w:after="0" w:line="240" w:lineRule="auto"/>
       </w:pPr>
       <w:rPr>
-        <w:rFonts w:asciiTheme="majorHAnsi" w:eastAsiaTheme="majorEastAsia" w:hAnsiTheme="majorHAnsi" w:cstheme="majorBidi"/>
+        <w:rFonts/>
         <w:b/>
         <w:bCs/>
       </w:rPr>
@@ -3899,7 +3711,7 @@
         <w:spacing w:before="0" w:after="0" w:line="240" w:lineRule="auto"/>
       </w:pPr>
       <w:rPr>
-        <w:rFonts w:asciiTheme="majorHAnsi" w:eastAsiaTheme="majorEastAsia" w:hAnsiTheme="majorHAnsi" w:cstheme="majorBidi"/>
+        <w:rFonts/>
         <w:b/>
         <w:bCs/>
       </w:rPr>
@@ -3917,14 +3729,14 @@
     </w:tblStylePr>
     <w:tblStylePr w:type="firstCol">
       <w:rPr>
-        <w:rFonts w:asciiTheme="majorHAnsi" w:eastAsiaTheme="majorEastAsia" w:hAnsiTheme="majorHAnsi" w:cstheme="majorBidi"/>
+        <w:rFonts/>
         <w:b/>
         <w:bCs/>
       </w:rPr>
     </w:tblStylePr>
     <w:tblStylePr w:type="lastCol">
       <w:rPr>
-        <w:rFonts w:asciiTheme="majorHAnsi" w:eastAsiaTheme="majorEastAsia" w:hAnsiTheme="majorHAnsi" w:cstheme="majorBidi"/>
+        <w:rFonts/>
         <w:b/>
         <w:bCs/>
       </w:rPr>
@@ -4008,7 +3820,7 @@
         <w:spacing w:before="0" w:after="0" w:line="240" w:lineRule="auto"/>
       </w:pPr>
       <w:rPr>
-        <w:rFonts w:asciiTheme="majorHAnsi" w:eastAsiaTheme="majorEastAsia" w:hAnsiTheme="majorHAnsi" w:cstheme="majorBidi"/>
+        <w:rFonts/>
         <w:b/>
         <w:bCs/>
       </w:rPr>
@@ -4029,7 +3841,7 @@
         <w:spacing w:before="0" w:after="0" w:line="240" w:lineRule="auto"/>
       </w:pPr>
       <w:rPr>
-        <w:rFonts w:asciiTheme="majorHAnsi" w:eastAsiaTheme="majorEastAsia" w:hAnsiTheme="majorHAnsi" w:cstheme="majorBidi"/>
+        <w:rFonts/>
         <w:b/>
         <w:bCs/>
       </w:rPr>
@@ -4047,14 +3859,14 @@
     </w:tblStylePr>
     <w:tblStylePr w:type="firstCol">
       <w:rPr>
-        <w:rFonts w:asciiTheme="majorHAnsi" w:eastAsiaTheme="majorEastAsia" w:hAnsiTheme="majorHAnsi" w:cstheme="majorBidi"/>
+        <w:rFonts/>
         <w:b/>
         <w:bCs/>
       </w:rPr>
     </w:tblStylePr>
     <w:tblStylePr w:type="lastCol">
       <w:rPr>
-        <w:rFonts w:asciiTheme="majorHAnsi" w:eastAsiaTheme="majorEastAsia" w:hAnsiTheme="majorHAnsi" w:cstheme="majorBidi"/>
+        <w:rFonts/>
         <w:b/>
         <w:bCs/>
       </w:rPr>
@@ -4138,7 +3950,7 @@
         <w:spacing w:before="0" w:after="0" w:line="240" w:lineRule="auto"/>
       </w:pPr>
       <w:rPr>
-        <w:rFonts w:asciiTheme="majorHAnsi" w:eastAsiaTheme="majorEastAsia" w:hAnsiTheme="majorHAnsi" w:cstheme="majorBidi"/>
+        <w:rFonts/>
         <w:b/>
         <w:bCs/>
       </w:rPr>
@@ -4159,7 +3971,7 @@
         <w:spacing w:before="0" w:after="0" w:line="240" w:lineRule="auto"/>
       </w:pPr>
       <w:rPr>
-        <w:rFonts w:asciiTheme="majorHAnsi" w:eastAsiaTheme="majorEastAsia" w:hAnsiTheme="majorHAnsi" w:cstheme="majorBidi"/>
+        <w:rFonts/>
         <w:b/>
         <w:bCs/>
       </w:rPr>
@@ -4177,14 +3989,14 @@
     </w:tblStylePr>
     <w:tblStylePr w:type="firstCol">
       <w:rPr>
-        <w:rFonts w:asciiTheme="majorHAnsi" w:eastAsiaTheme="majorEastAsia" w:hAnsiTheme="majorHAnsi" w:cstheme="majorBidi"/>
+        <w:rFonts/>
         <w:b/>
         <w:bCs/>
       </w:rPr>
     </w:tblStylePr>
     <w:tblStylePr w:type="lastCol">
       <w:rPr>
-        <w:rFonts w:asciiTheme="majorHAnsi" w:eastAsiaTheme="majorEastAsia" w:hAnsiTheme="majorHAnsi" w:cstheme="majorBidi"/>
+        <w:rFonts/>
         <w:b/>
         <w:bCs/>
       </w:rPr>
@@ -6049,7 +5861,7 @@
     </w:tblPr>
     <w:tblStylePr w:type="firstRow">
       <w:rPr>
-        <w:rFonts w:asciiTheme="majorHAnsi" w:eastAsiaTheme="majorEastAsia" w:hAnsiTheme="majorHAnsi" w:cstheme="majorBidi"/>
+        <w:rFonts/>
       </w:rPr>
       <w:tblPr/>
       <w:tcPr>
@@ -6133,7 +5945,7 @@
     </w:tblPr>
     <w:tblStylePr w:type="firstRow">
       <w:rPr>
-        <w:rFonts w:asciiTheme="majorHAnsi" w:eastAsiaTheme="majorEastAsia" w:hAnsiTheme="majorHAnsi" w:cstheme="majorBidi"/>
+        <w:rFonts/>
       </w:rPr>
       <w:tblPr/>
       <w:tcPr>
@@ -6217,7 +6029,7 @@
     </w:tblPr>
     <w:tblStylePr w:type="firstRow">
       <w:rPr>
-        <w:rFonts w:asciiTheme="majorHAnsi" w:eastAsiaTheme="majorEastAsia" w:hAnsiTheme="majorHAnsi" w:cstheme="majorBidi"/>
+        <w:rFonts/>
       </w:rPr>
       <w:tblPr/>
       <w:tcPr>
@@ -6301,7 +6113,7 @@
     </w:tblPr>
     <w:tblStylePr w:type="firstRow">
       <w:rPr>
-        <w:rFonts w:asciiTheme="majorHAnsi" w:eastAsiaTheme="majorEastAsia" w:hAnsiTheme="majorHAnsi" w:cstheme="majorBidi"/>
+        <w:rFonts/>
       </w:rPr>
       <w:tblPr/>
       <w:tcPr>
@@ -6385,7 +6197,7 @@
     </w:tblPr>
     <w:tblStylePr w:type="firstRow">
       <w:rPr>
-        <w:rFonts w:asciiTheme="majorHAnsi" w:eastAsiaTheme="majorEastAsia" w:hAnsiTheme="majorHAnsi" w:cstheme="majorBidi"/>
+        <w:rFonts/>
       </w:rPr>
       <w:tblPr/>
       <w:tcPr>
@@ -6469,7 +6281,7 @@
     </w:tblPr>
     <w:tblStylePr w:type="firstRow">
       <w:rPr>
-        <w:rFonts w:asciiTheme="majorHAnsi" w:eastAsiaTheme="majorEastAsia" w:hAnsiTheme="majorHAnsi" w:cstheme="majorBidi"/>
+        <w:rFonts/>
       </w:rPr>
       <w:tblPr/>
       <w:tcPr>
@@ -6553,7 +6365,7 @@
     </w:tblPr>
     <w:tblStylePr w:type="firstRow">
       <w:rPr>
-        <w:rFonts w:asciiTheme="majorHAnsi" w:eastAsiaTheme="majorEastAsia" w:hAnsiTheme="majorHAnsi" w:cstheme="majorBidi"/>
+        <w:rFonts/>
       </w:rPr>
       <w:tblPr/>
       <w:tcPr>
@@ -6618,7 +6430,7 @@
       <w:spacing w:after="0" w:line="240" w:lineRule="auto"/>
     </w:pPr>
     <w:rPr>
-      <w:rFonts w:asciiTheme="majorHAnsi" w:eastAsiaTheme="majorEastAsia" w:hAnsiTheme="majorHAnsi" w:cstheme="majorBidi"/>
+      <w:rFonts/>
       <w:color w:val="000000" w:themeColor="text1"/>
     </w:rPr>
     <w:tblPr>
@@ -6746,7 +6558,7 @@
       <w:spacing w:after="0" w:line="240" w:lineRule="auto"/>
     </w:pPr>
     <w:rPr>
-      <w:rFonts w:asciiTheme="majorHAnsi" w:eastAsiaTheme="majorEastAsia" w:hAnsiTheme="majorHAnsi" w:cstheme="majorBidi"/>
+      <w:rFonts/>
       <w:color w:val="000000" w:themeColor="text1"/>
     </w:rPr>
     <w:tblPr>
@@ -6874,7 +6686,7 @@
       <w:spacing w:after="0" w:line="240" w:lineRule="auto"/>
     </w:pPr>
     <w:rPr>
-      <w:rFonts w:asciiTheme="majorHAnsi" w:eastAsiaTheme="majorEastAsia" w:hAnsiTheme="majorHAnsi" w:cstheme="majorBidi"/>
+      <w:rFonts/>
       <w:color w:val="000000" w:themeColor="text1"/>
     </w:rPr>
     <w:tblPr>
@@ -7002,7 +6814,7 @@
       <w:spacing w:after="0" w:line="240" w:lineRule="auto"/>
     </w:pPr>
     <w:rPr>
-      <w:rFonts w:asciiTheme="majorHAnsi" w:eastAsiaTheme="majorEastAsia" w:hAnsiTheme="majorHAnsi" w:cstheme="majorBidi"/>
+      <w:rFonts/>
       <w:color w:val="000000" w:themeColor="text1"/>
     </w:rPr>
     <w:tblPr>
@@ -7130,7 +6942,7 @@
       <w:spacing w:after="0" w:line="240" w:lineRule="auto"/>
     </w:pPr>
     <w:rPr>
-      <w:rFonts w:asciiTheme="majorHAnsi" w:eastAsiaTheme="majorEastAsia" w:hAnsiTheme="majorHAnsi" w:cstheme="majorBidi"/>
+      <w:rFonts/>
       <w:color w:val="000000" w:themeColor="text1"/>
     </w:rPr>
     <w:tblPr>
@@ -7258,7 +7070,7 @@
       <w:spacing w:after="0" w:line="240" w:lineRule="auto"/>
     </w:pPr>
     <w:rPr>
-      <w:rFonts w:asciiTheme="majorHAnsi" w:eastAsiaTheme="majorEastAsia" w:hAnsiTheme="majorHAnsi" w:cstheme="majorBidi"/>
+      <w:rFonts/>
       <w:color w:val="000000" w:themeColor="text1"/>
     </w:rPr>
     <w:tblPr>
@@ -7386,7 +7198,7 @@
       <w:spacing w:after="0" w:line="240" w:lineRule="auto"/>
     </w:pPr>
     <w:rPr>
-      <w:rFonts w:asciiTheme="majorHAnsi" w:eastAsiaTheme="majorEastAsia" w:hAnsiTheme="majorHAnsi" w:cstheme="majorBidi"/>
+      <w:rFonts/>
       <w:color w:val="000000" w:themeColor="text1"/>
     </w:rPr>
     <w:tblPr>
@@ -8025,7 +7837,7 @@
       <w:spacing w:after="0" w:line="240" w:lineRule="auto"/>
     </w:pPr>
     <w:rPr>
-      <w:rFonts w:asciiTheme="majorHAnsi" w:eastAsiaTheme="majorEastAsia" w:hAnsiTheme="majorHAnsi" w:cstheme="majorBidi"/>
+      <w:rFonts/>
       <w:color w:val="000000" w:themeColor="text1"/>
     </w:rPr>
     <w:tblPr>
@@ -8150,7 +7962,7 @@
       <w:spacing w:after="0" w:line="240" w:lineRule="auto"/>
     </w:pPr>
     <w:rPr>
-      <w:rFonts w:asciiTheme="majorHAnsi" w:eastAsiaTheme="majorEastAsia" w:hAnsiTheme="majorHAnsi" w:cstheme="majorBidi"/>
+      <w:rFonts/>
       <w:color w:val="000000" w:themeColor="text1"/>
     </w:rPr>
     <w:tblPr>
@@ -8275,7 +8087,7 @@
       <w:spacing w:after="0" w:line="240" w:lineRule="auto"/>
     </w:pPr>
     <w:rPr>
-      <w:rFonts w:asciiTheme="majorHAnsi" w:eastAsiaTheme="majorEastAsia" w:hAnsiTheme="majorHAnsi" w:cstheme="majorBidi"/>
+      <w:rFonts/>
       <w:color w:val="000000" w:themeColor="text1"/>
     </w:rPr>
     <w:tblPr>
@@ -8400,7 +8212,7 @@
       <w:spacing w:after="0" w:line="240" w:lineRule="auto"/>
     </w:pPr>
     <w:rPr>
-      <w:rFonts w:asciiTheme="majorHAnsi" w:eastAsiaTheme="majorEastAsia" w:hAnsiTheme="majorHAnsi" w:cstheme="majorBidi"/>
+      <w:rFonts/>
       <w:color w:val="000000" w:themeColor="text1"/>
     </w:rPr>
     <w:tblPr>
@@ -8525,7 +8337,7 @@
       <w:spacing w:after="0" w:line="240" w:lineRule="auto"/>
     </w:pPr>
     <w:rPr>
-      <w:rFonts w:asciiTheme="majorHAnsi" w:eastAsiaTheme="majorEastAsia" w:hAnsiTheme="majorHAnsi" w:cstheme="majorBidi"/>
+      <w:rFonts/>
       <w:color w:val="000000" w:themeColor="text1"/>
     </w:rPr>
     <w:tblPr>
@@ -8650,7 +8462,7 @@
       <w:spacing w:after="0" w:line="240" w:lineRule="auto"/>
     </w:pPr>
     <w:rPr>
-      <w:rFonts w:asciiTheme="majorHAnsi" w:eastAsiaTheme="majorEastAsia" w:hAnsiTheme="majorHAnsi" w:cstheme="majorBidi"/>
+      <w:rFonts/>
       <w:color w:val="000000" w:themeColor="text1"/>
     </w:rPr>
     <w:tblPr>
@@ -8775,7 +8587,7 @@
       <w:spacing w:after="0" w:line="240" w:lineRule="auto"/>
     </w:pPr>
     <w:rPr>
-      <w:rFonts w:asciiTheme="majorHAnsi" w:eastAsiaTheme="majorEastAsia" w:hAnsiTheme="majorHAnsi" w:cstheme="majorBidi"/>
+      <w:rFonts/>
       <w:color w:val="000000" w:themeColor="text1"/>
     </w:rPr>
     <w:tblPr>
